--- a/results/alpha-robustness-v2/manuscript/robust_analysis_supplementary.docx
+++ b/results/alpha-robustness-v2/manuscript/robust_analysis_supplementary.docx
@@ -71,37 +71,37 @@
         <w:t xml:space="preserve">Figure S3. Robust analysis of the Boolean model with carrying capacity.</w:t>
       </w:r>
       <w:r>
-        <w:t xml:space="preserve"> Latin hypercube sampling (log-uniform) of the parameters, initial concentrations and observational time of the phage–bacteria model with bacterial carrying capacity; only simulations that remained within the physical bounds for the full observational window are shown (n = 1,000 for α = 0.1). </w:t>
-      </w:r>
-      <w:r>
-        <w:rPr>
-          <w:b/>
-          <w:bCs/>
-        </w:rPr>
-        <w:t xml:space="preserve">a) Robustness of transient model (α = 0.1):</w:t>
-      </w:r>
-      <w:r>
-        <w:t xml:space="preserve"> histogram of the mean combined relative error (%) between the transient (Boolean) and full models; the bar labelled 0 counts runs with zero error (all processes relevant throughout), the dashed line marks the median, and the solid black line marks the observer tolerance (10%). </w:t>
-      </w:r>
-      <w:r>
-        <w:rPr>
-          <w:b/>
-          <w:bCs/>
-        </w:rPr>
-        <w:t xml:space="preserve">b) Variability of relevant processes (α = 0.1):</w:t>
-      </w:r>
-      <w:r>
-        <w:t xml:space="preserve"> fraction of the observational time that each run spent with 0 to 5 relevant processes (weight w ≥ 1); violins show the distribution across runs, grey points a random sample of 200 runs, and the numbers on top (n) the runs that spent any time with that number of relevant processes. </w:t>
-      </w:r>
-      <w:r>
-        <w:rPr>
-          <w:b/>
-          <w:bCs/>
-        </w:rPr>
-        <w:t xml:space="preserve">c) Robustness across tolerances (α):</w:t>
-      </w:r>
-      <w:r>
-        <w:t xml:space="preserve"> top, box plots of the mean combined relative error for α = 10</w:t>
+        <w:t xml:space="preserve"> Latin hypercube sampling (log-uniform) of the parameters, initial concentrations, and observational time of the phage–bacteria model with bacterial carrying capacity; only simulations that remained within the physical bounds for the full observational window are shown (n = 1,000 for α = 0.1). </w:t>
+      </w:r>
+      <w:r>
+        <w:rPr>
+          <w:b/>
+          <w:bCs/>
+        </w:rPr>
+        <w:t xml:space="preserve">a)</w:t>
+      </w:r>
+      <w:r>
+        <w:t xml:space="preserve"> Histogram of the mean combined relative error (%) between the transient (Boolean) and full models at α = 0.1; the bar labeled 0 counts runs with zero error (all processes relevant throughout), the dashed line marks the median, and the solid black line marks the observer tolerance (10%, corresponding to α = 0.1). </w:t>
+      </w:r>
+      <w:r>
+        <w:rPr>
+          <w:b/>
+          <w:bCs/>
+        </w:rPr>
+        <w:t xml:space="preserve">b)</w:t>
+      </w:r>
+      <w:r>
+        <w:t xml:space="preserve"> Fraction of the observational time that each run spent with 0 to 5 relevant processes (weight w ≥ 1) at α = 0.1; violins show the distribution across runs, gray points are a random sample of 200 runs, and the numbers on top (n) are the runs that spent any time with that number of relevant processes. </w:t>
+      </w:r>
+      <w:r>
+        <w:rPr>
+          <w:b/>
+          <w:bCs/>
+        </w:rPr>
+        <w:t xml:space="preserve">c)</w:t>
+      </w:r>
+      <w:r>
+        <w:t xml:space="preserve"> Top, box plots of the mean combined relative error for α = 10</w:t>
       </w:r>
       <w:r>
         <w:rPr>
@@ -110,7 +110,7 @@
         <w:t xml:space="preserve">−5</w:t>
       </w:r>
       <w:r>
-        <w:t xml:space="preserve"> to 1 (box, interquartile range, IQR; line, median; whiskers, 1.5 × IQR; points, values beyond the whiskers), with the mean (◆) and the observer tolerance, 100·α % (dashed line); zero errors are drawn at the bottom of the axis, labelled 0. Bottom, mean ± standard deviation of the fraction of time with all 5 processes relevant. Extreme outliers (Tukey's far-out test, above Q3 + 3 × IQR of log</w:t>
+        <w:t xml:space="preserve"> to 1 (box, interquartile range, IQR; line, median; whiskers, 1.5 × IQR; points, values beyond the whiskers), with the mean (◆) and the observer tolerance, 100·α % (dashed line); zero errors are drawn at the bottom of the axis, labeled 0. Bottom, mean ± standard deviation of the fraction of observational time with all 5 processes relevant. Extreme outliers (Tukey's far-out test, above Q3 + 3 × IQR of log</w:t>
       </w:r>
       <w:r>
         <w:rPr>
@@ -182,37 +182,37 @@
         <w:t xml:space="preserve">Figure S4. Robust analysis of the Boolean model for stopped simulations.</w:t>
       </w:r>
       <w:r>
-        <w:t xml:space="preserve"> Latin hypercube sampling (log-uniform) of the parameters, initial concentrations and observational time of the phage–bacteria (Lotka–Volterra) model; only simulations that were stopped because a population left the physical bounds before the end of the observational window are shown, and both models are compared up to the stop time (n = 6,290 for α = 0.1). </w:t>
-      </w:r>
-      <w:r>
-        <w:rPr>
-          <w:b/>
-          <w:bCs/>
-        </w:rPr>
-        <w:t xml:space="preserve">a) Robustness of transient model (α = 0.1):</w:t>
-      </w:r>
-      <w:r>
-        <w:t xml:space="preserve"> histogram of the mean combined relative error (%) between the transient (Boolean) and full models, calculated over the simulated portion of each trajectory; the bar labelled 0 counts runs with zero error (all processes relevant throughout), the dashed line marks the median, and the solid black line marks the observer tolerance (10%). </w:t>
-      </w:r>
-      <w:r>
-        <w:rPr>
-          <w:b/>
-          <w:bCs/>
-        </w:rPr>
-        <w:t xml:space="preserve">b) Variability of relevant processes (α = 0.1):</w:t>
-      </w:r>
-      <w:r>
-        <w:t xml:space="preserve"> fraction of the simulated time that each run spent with 0 to 4 relevant processes (weight w ≥ 1); violins show the distribution across runs, grey points a random sample of 200 runs, and the numbers on top (n) the runs that spent any time with that number of relevant processes. </w:t>
-      </w:r>
-      <w:r>
-        <w:rPr>
-          <w:b/>
-          <w:bCs/>
-        </w:rPr>
-        <w:t xml:space="preserve">c) Robustness across tolerances (α):</w:t>
-      </w:r>
-      <w:r>
-        <w:t xml:space="preserve"> top, box plots of the mean combined relative error for α = 10</w:t>
+        <w:t xml:space="preserve"> Latin hypercube sampling (log-uniform) of the parameters, initial concentrations, and observational time of the phage–bacteria (Lotka–Volterra) model; only simulations that were stopped because a population left the physical bounds before the end of the observational window are shown, and both models are compared up to the stop time (n = 6,290 for α = 0.1). </w:t>
+      </w:r>
+      <w:r>
+        <w:rPr>
+          <w:b/>
+          <w:bCs/>
+        </w:rPr>
+        <w:t xml:space="preserve">a)</w:t>
+      </w:r>
+      <w:r>
+        <w:t xml:space="preserve"> Histogram of the mean combined relative error (%) between the transient (Boolean) and full models at α = 0.1, calculated over the simulated portion of each trajectory; the bar labeled 0 counts runs with zero error (all processes relevant throughout), the dashed line marks the median, and the solid black line marks the observer tolerance (10%, corresponding to α = 0.1). </w:t>
+      </w:r>
+      <w:r>
+        <w:rPr>
+          <w:b/>
+          <w:bCs/>
+        </w:rPr>
+        <w:t xml:space="preserve">b)</w:t>
+      </w:r>
+      <w:r>
+        <w:t xml:space="preserve"> Fraction of the simulated time that each run spent with 0 to 4 relevant processes (weight w ≥ 1) at α = 0.1; violins show the distribution across runs, gray points are a random sample of 200 runs, and the numbers on top (n) are the runs that spent any time with that number of relevant processes. </w:t>
+      </w:r>
+      <w:r>
+        <w:rPr>
+          <w:b/>
+          <w:bCs/>
+        </w:rPr>
+        <w:t xml:space="preserve">c)</w:t>
+      </w:r>
+      <w:r>
+        <w:t xml:space="preserve"> Top, box plots of the mean combined relative error for α = 10</w:t>
       </w:r>
       <w:r>
         <w:rPr>
@@ -221,7 +221,7 @@
         <w:t xml:space="preserve">−5</w:t>
       </w:r>
       <w:r>
-        <w:t xml:space="preserve"> to 1 (box, interquartile range, IQR; line, median; whiskers, 1.5 × IQR; points, values beyond the whiskers), with the mean (◆) and the observer tolerance, 100·α % (dashed line); zero errors are drawn at the bottom of the axis, labelled 0. Bottom, mean ± standard deviation of the fraction of time with all 4 processes relevant. Extreme outliers (Tukey's far-out test, above Q3 + 3 × IQR of log</w:t>
+        <w:t xml:space="preserve"> to 1 (box, interquartile range, IQR; line, median; whiskers, 1.5 × IQR; points, values beyond the whiskers), with the mean (◆) and the observer tolerance, 100·α % (dashed line); zero errors are drawn at the bottom of the axis, labeled 0. Bottom, mean ± standard deviation of the fraction of simulated time with all 4 processes relevant. Extreme outliers (Tukey's far-out test, above Q3 + 3 × IQR of log</w:t>
       </w:r>
       <w:r>
         <w:rPr>
@@ -293,37 +293,37 @@
         <w:t xml:space="preserve">Figure S5. Robust analysis of the Boolean model with carrying capacity for stopped simulations.</w:t>
       </w:r>
       <w:r>
-        <w:t xml:space="preserve"> Latin hypercube sampling (log-uniform) of the parameters, initial concentrations and observational time of the phage–bacteria model with bacterial carrying capacity; only simulations that were stopped because a population left the physical bounds before the end of the observational window are shown, and both models are compared up to the stop time (n = 3,513 for α = 0.1). </w:t>
-      </w:r>
-      <w:r>
-        <w:rPr>
-          <w:b/>
-          <w:bCs/>
-        </w:rPr>
-        <w:t xml:space="preserve">a) Robustness of transient model (α = 0.1):</w:t>
-      </w:r>
-      <w:r>
-        <w:t xml:space="preserve"> histogram of the mean combined relative error (%) between the transient (Boolean) and full models, calculated over the simulated portion of each trajectory; the bar labelled 0 counts runs with zero error (all processes relevant throughout), the dashed line marks the median, and the solid black line marks the observer tolerance (10%). </w:t>
-      </w:r>
-      <w:r>
-        <w:rPr>
-          <w:b/>
-          <w:bCs/>
-        </w:rPr>
-        <w:t xml:space="preserve">b) Variability of relevant processes (α = 0.1):</w:t>
-      </w:r>
-      <w:r>
-        <w:t xml:space="preserve"> fraction of the simulated time that each run spent with 0 to 5 relevant processes (weight w ≥ 1); violins show the distribution across runs, grey points a random sample of 200 runs, and the numbers on top (n) the runs that spent any time with that number of relevant processes. </w:t>
-      </w:r>
-      <w:r>
-        <w:rPr>
-          <w:b/>
-          <w:bCs/>
-        </w:rPr>
-        <w:t xml:space="preserve">c) Robustness across tolerances (α):</w:t>
-      </w:r>
-      <w:r>
-        <w:t xml:space="preserve"> top, box plots of the mean combined relative error for α = 10</w:t>
+        <w:t xml:space="preserve"> Latin hypercube sampling (log-uniform) of the parameters, initial concentrations, and observational time of the phage–bacteria model with bacterial carrying capacity; only simulations that were stopped because a population left the physical bounds before the end of the observational window are shown, and both models are compared up to the stop time (n = 3,513 for α = 0.1). </w:t>
+      </w:r>
+      <w:r>
+        <w:rPr>
+          <w:b/>
+          <w:bCs/>
+        </w:rPr>
+        <w:t xml:space="preserve">a)</w:t>
+      </w:r>
+      <w:r>
+        <w:t xml:space="preserve"> Histogram of the mean combined relative error (%) between the transient (Boolean) and full models at α = 0.1, calculated over the simulated portion of each trajectory; the bar labeled 0 counts runs with zero error (all processes relevant throughout), the dashed line marks the median, and the solid black line marks the observer tolerance (10%, corresponding to α = 0.1). </w:t>
+      </w:r>
+      <w:r>
+        <w:rPr>
+          <w:b/>
+          <w:bCs/>
+        </w:rPr>
+        <w:t xml:space="preserve">b)</w:t>
+      </w:r>
+      <w:r>
+        <w:t xml:space="preserve"> Fraction of the simulated time that each run spent with 0 to 5 relevant processes (weight w ≥ 1) at α = 0.1; violins show the distribution across runs, gray points are a random sample of 200 runs, and the numbers on top (n) are the runs that spent any time with that number of relevant processes. </w:t>
+      </w:r>
+      <w:r>
+        <w:rPr>
+          <w:b/>
+          <w:bCs/>
+        </w:rPr>
+        <w:t xml:space="preserve">c)</w:t>
+      </w:r>
+      <w:r>
+        <w:t xml:space="preserve"> Top, box plots of the mean combined relative error for α = 10</w:t>
       </w:r>
       <w:r>
         <w:rPr>
@@ -332,7 +332,7 @@
         <w:t xml:space="preserve">−5</w:t>
       </w:r>
       <w:r>
-        <w:t xml:space="preserve"> to 1 (box, interquartile range, IQR; line, median; whiskers, 1.5 × IQR; points, values beyond the whiskers), with the mean (◆) and the observer tolerance, 100·α % (dashed line); zero errors are drawn at the bottom of the axis, labelled 0. Bottom, mean ± standard deviation of the fraction of time with all 5 processes relevant. Extreme outliers (Tukey's far-out test, above Q3 + 3 × IQR of log</w:t>
+        <w:t xml:space="preserve"> to 1 (box, interquartile range, IQR; line, median; whiskers, 1.5 × IQR; points, values beyond the whiskers), with the mean (◆) and the observer tolerance, 100·α % (dashed line); zero errors are drawn at the bottom of the axis, labeled 0. Bottom, mean ± standard deviation of the fraction of simulated time with all 5 processes relevant. Extreme outliers (Tukey's far-out test, above Q3 + 3 × IQR of log</w:t>
       </w:r>
       <w:r>
         <w:rPr>
@@ -401,7 +401,7 @@
           <w:b/>
           <w:bCs/>
         </w:rPr>
-        <w:t xml:space="preserve">Figure S6. Example of an outlier with carrying capacity: extreme persistent delay.</w:t>
+        <w:t xml:space="preserve">Figure S6. Example of the extreme outlier with carrying capacity: persistent delay.</w:t>
       </w:r>
       <w:r>
         <w:t xml:space="preserve"> Simulation 178 of the robust analysis of the model with carrying capacity at α = 0.1 (mean combined relative error 8.6 × 10</w:t>
@@ -420,143 +420,40 @@
           <w:b/>
           <w:bCs/>
         </w:rPr>
-        <w:t xml:space="preserve">a) Population dynamics (full window):</w:t>
-      </w:r>
-      <w:r>
-        <w:t xml:space="preserve"> bacteria and phage concentrations over the full observational window for the full (solid) and transient (dashed) models; the shaded interval marks the last cycles shown in b–d. </w:t>
-      </w:r>
-      <w:r>
-        <w:rPr>
-          <w:b/>
-          <w:bCs/>
-        </w:rPr>
-        <w:t xml:space="preserve">b) Persistent delay (last cycles):</w:t>
-      </w:r>
-      <w:r>
-        <w:t xml:space="preserve"> concentrations over the last cycles, showing the delay accumulated by the transient model. </w:t>
-      </w:r>
-      <w:r>
-        <w:rPr>
-          <w:b/>
-          <w:bCs/>
-        </w:rPr>
-        <w:t xml:space="preserve">c) Relevant processes (last cycles):</w:t>
-      </w:r>
-      <w:r>
-        <w:t xml:space="preserve"> number of relevant processes (w ≥ 1) in the full (solid grey) and transient (dashed) models. </w:t>
-      </w:r>
-      <w:r>
-        <w:rPr>
-          <w:b/>
-          <w:bCs/>
-        </w:rPr>
-        <w:t xml:space="preserve">d) Process weights (last cycles):</w:t>
-      </w:r>
-      <w:r>
-        <w:t xml:space="preserve"> weight of each process in the full (coloured) and transient (dashed) models; the grey band marks irrelevant weights (w &lt; 1) and the solid line the threshold w = 1.</w:t>
-      </w:r>
-    </w:p>
-    <w:p>
-      <w:pPr>
-        <w:keepNext/>
-        <w:spacing w:after="120" w:before="120"/>
-        <w:jc w:val="center"/>
-      </w:pPr>
-      <w:r>
-        <w:drawing>
-          <wp:inline distT="0" distB="0" distL="0" distR="0">
-            <wp:extent cx="5943600" cy="4124325"/>
-            <wp:effectExtent t="0" r="0" b="0" l="0"/>
-            <wp:docPr id="1" name="" descr="" title=""/>
-            <wp:cNvGraphicFramePr>
-              <a:graphicFrameLocks xmlns:a="http://schemas.openxmlformats.org/drawingml/2006/main" noChangeAspect="1"/>
-            </wp:cNvGraphicFramePr>
-            <a:graphic xmlns:a="http://schemas.openxmlformats.org/drawingml/2006/main">
-              <a:graphicData uri="http://schemas.openxmlformats.org/drawingml/2006/picture">
-                <pic:pic xmlns:pic="http://schemas.openxmlformats.org/drawingml/2006/picture">
-                  <pic:nvPicPr>
-                    <pic:cNvPr id="0" name="" descr=""/>
-                    <pic:cNvPicPr>
-                      <a:picLocks noChangeAspect="1" noChangeArrowheads="1"/>
-                    </pic:cNvPicPr>
-                  </pic:nvPicPr>
-                  <pic:blipFill>
-                    <a:blip r:embed="rId11" cstate="none"/>
-                    <a:srcRect/>
-                    <a:stretch>
-                      <a:fillRect/>
-                    </a:stretch>
-                  </pic:blipFill>
-                  <pic:spPr bwMode="auto">
-                    <a:xfrm>
-                      <a:off x="0" y="0"/>
-                      <a:ext cx="5943600" cy="4124325"/>
-                    </a:xfrm>
-                    <a:prstGeom prst="rect">
-                      <a:avLst/>
-                    </a:prstGeom>
-                  </pic:spPr>
-                </pic:pic>
-              </a:graphicData>
-            </a:graphic>
-          </wp:inline>
-        </w:drawing>
-      </w:r>
-    </w:p>
-    <w:p>
-      <w:pPr>
-        <w:spacing w:after="160"/>
-        <w:jc w:val="both"/>
-      </w:pPr>
-      <w:r>
-        <w:rPr>
-          <w:b/>
-          <w:bCs/>
-        </w:rPr>
-        <w:t xml:space="preserve">Figure S7. Example of an outlier with carrying capacity: persistent delay.</w:t>
-      </w:r>
-      <w:r>
-        <w:t xml:space="preserve"> Simulation 682 of the robust analysis of the model with carrying capacity at α = 0.1 (mean combined relative error 276%). Blue, bacteria and bacterial processes; red, phage and phage processes; dashed black, transient (Boolean) model. </w:t>
-      </w:r>
-      <w:r>
-        <w:rPr>
-          <w:b/>
-          <w:bCs/>
-        </w:rPr>
-        <w:t xml:space="preserve">a) Population dynamics (full window):</w:t>
-      </w:r>
-      <w:r>
-        <w:t xml:space="preserve"> bacteria and phage concentrations over the full observational window for the full (solid) and transient (dashed) models; the shaded interval marks the last cycles shown in b–d. </w:t>
-      </w:r>
-      <w:r>
-        <w:rPr>
-          <w:b/>
-          <w:bCs/>
-        </w:rPr>
-        <w:t xml:space="preserve">b) Persistent delay (last cycles):</w:t>
-      </w:r>
-      <w:r>
-        <w:t xml:space="preserve"> concentrations over the last cycles, showing the delay accumulated by the transient model. </w:t>
-      </w:r>
-      <w:r>
-        <w:rPr>
-          <w:b/>
-          <w:bCs/>
-        </w:rPr>
-        <w:t xml:space="preserve">c) Relevant processes (last cycles):</w:t>
-      </w:r>
-      <w:r>
-        <w:t xml:space="preserve"> number of relevant processes (w ≥ 1) in the full (solid grey) and transient (dashed) models. </w:t>
-      </w:r>
-      <w:r>
-        <w:rPr>
-          <w:b/>
-          <w:bCs/>
-        </w:rPr>
-        <w:t xml:space="preserve">d) Process weights (last cycles):</w:t>
-      </w:r>
-      <w:r>
-        <w:t xml:space="preserve"> weight of each process in the full (coloured) and transient (dashed) models; the grey band marks irrelevant weights (w &lt; 1) and the solid line the threshold w = 1.</w:t>
+        <w:t xml:space="preserve">a)</w:t>
+      </w:r>
+      <w:r>
+        <w:t xml:space="preserve"> Bacteria and phage concentrations over the full observational window for the full (solid) and transient (dashed) models; the shaded interval marks the last cycles shown in b–d. </w:t>
+      </w:r>
+      <w:r>
+        <w:rPr>
+          <w:b/>
+          <w:bCs/>
+        </w:rPr>
+        <w:t xml:space="preserve">b)</w:t>
+      </w:r>
+      <w:r>
+        <w:t xml:space="preserve"> Concentrations over the last cycles, showing the delay accumulated by the transient model. </w:t>
+      </w:r>
+      <w:r>
+        <w:rPr>
+          <w:b/>
+          <w:bCs/>
+        </w:rPr>
+        <w:t xml:space="preserve">c)</w:t>
+      </w:r>
+      <w:r>
+        <w:t xml:space="preserve"> Number of relevant processes (w ≥ 1) in the full (solid gray) and transient (dashed) models. </w:t>
+      </w:r>
+      <w:r>
+        <w:rPr>
+          <w:b/>
+          <w:bCs/>
+        </w:rPr>
+        <w:t xml:space="preserve">d)</w:t>
+      </w:r>
+      <w:r>
+        <w:t xml:space="preserve"> Weight of each process in the full (colored) and transient (dashed) models; the gray band marks irrelevant weights (w &lt; 1), and the solid line marks the threshold w = 1.</w:t>
       </w:r>
     </w:p>
     <w:sectPr>
